--- a/Base/CoverLetterBase.docx
+++ b/Base/CoverLetterBase.docx
@@ -543,7 +543,47 @@
           <w:shd w:fill="auto" w:val="clear"/>
           <w:lang w:val="en-US" w:eastAsia="ja-JP" w:bidi="ar-SA"/>
         </w:rPr>
-        <w:t>As an experienced software engineer, I am excited to apply for the role of [ROLE NANME] at [COMPANY NAME]. I am a software engineer with seven and a half years of experience in the games and simulations industry. [WANT MORE EXPERIENCE IN X/CAN CONTRIBUTE THROUGH X].</w:t>
+        <w:t>As an experienced software engineer, I am excited to apply for the role of [ROLE NAME] at [COMPANY NAME]. I am a software engineer with seven and a half years of experience in the games and simulations industry</w:t>
+      </w:r>
+      <w:r>
+        <w:rPr>
+          <w:rFonts w:eastAsia="" w:cs="" w:ascii="Times New Roman;serif" w:hAnsi="Times New Roman;serif"/>
+          <w:b w:val="false"/>
+          <w:i w:val="false"/>
+          <w:caps w:val="false"/>
+          <w:smallCaps w:val="false"/>
+          <w:strike w:val="false"/>
+          <w:dstrike w:val="false"/>
+          <w:color w:val="000000"/>
+          <w:kern w:val="2"/>
+          <w:sz w:val="22"/>
+          <w:szCs w:val="24"/>
+          <w:u w:val="none"/>
+          <w:effect w:val="none"/>
+          <w:shd w:fill="auto" w:val="clear"/>
+          <w:lang w:val="en-US" w:eastAsia="ja-JP" w:bidi="ar-SA"/>
+        </w:rPr>
+        <w:t xml:space="preserve"> a bachelors degree in computer science from Florida State University</w:t>
+      </w:r>
+      <w:r>
+        <w:rPr>
+          <w:rFonts w:eastAsia="" w:cs="" w:ascii="Times New Roman;serif" w:hAnsi="Times New Roman;serif"/>
+          <w:b w:val="false"/>
+          <w:i w:val="false"/>
+          <w:caps w:val="false"/>
+          <w:smallCaps w:val="false"/>
+          <w:strike w:val="false"/>
+          <w:dstrike w:val="false"/>
+          <w:color w:val="000000"/>
+          <w:kern w:val="2"/>
+          <w:sz w:val="22"/>
+          <w:szCs w:val="24"/>
+          <w:u w:val="none"/>
+          <w:effect w:val="none"/>
+          <w:shd w:fill="auto" w:val="clear"/>
+          <w:lang w:val="en-US" w:eastAsia="ja-JP" w:bidi="ar-SA"/>
+        </w:rPr>
+        <w:t>. [WANT MORE EXPERIENCE IN X/CAN CONTRIBUTE THROUGH X].</w:t>
       </w:r>
     </w:p>
     <w:p>
@@ -590,107 +630,7 @@
           <w:shd w:fill="auto" w:val="clear"/>
           <w:lang w:val="en-US" w:eastAsia="ja-JP" w:bidi="ar-SA"/>
         </w:rPr>
-        <w:t xml:space="preserve">During </w:t>
-      </w:r>
-      <w:r>
-        <w:rPr>
-          <w:rFonts w:eastAsia="" w:cs="" w:ascii="Times New Roman;serif" w:hAnsi="Times New Roman;serif"/>
-          <w:b w:val="false"/>
-          <w:i w:val="false"/>
-          <w:caps w:val="false"/>
-          <w:smallCaps w:val="false"/>
-          <w:strike w:val="false"/>
-          <w:dstrike w:val="false"/>
-          <w:color w:val="000000"/>
-          <w:kern w:val="2"/>
-          <w:sz w:val="22"/>
-          <w:szCs w:val="24"/>
-          <w:u w:val="none"/>
-          <w:effect w:val="none"/>
-          <w:shd w:fill="auto" w:val="clear"/>
-          <w:lang w:val="en-US" w:eastAsia="ja-JP" w:bidi="ar-SA"/>
-        </w:rPr>
-        <w:t>my</w:t>
-      </w:r>
-      <w:r>
-        <w:rPr>
-          <w:rFonts w:eastAsia="" w:cs="" w:ascii="Times New Roman;serif" w:hAnsi="Times New Roman;serif"/>
-          <w:b w:val="false"/>
-          <w:i w:val="false"/>
-          <w:caps w:val="false"/>
-          <w:smallCaps w:val="false"/>
-          <w:strike w:val="false"/>
-          <w:dstrike w:val="false"/>
-          <w:color w:val="000000"/>
-          <w:kern w:val="2"/>
-          <w:sz w:val="22"/>
-          <w:szCs w:val="24"/>
-          <w:u w:val="none"/>
-          <w:effect w:val="none"/>
-          <w:shd w:fill="auto" w:val="clear"/>
-          <w:lang w:val="en-US" w:eastAsia="ja-JP" w:bidi="ar-SA"/>
-        </w:rPr>
-        <w:t xml:space="preserve"> career as a software developer, </w:t>
-      </w:r>
-      <w:r>
-        <w:rPr>
-          <w:rFonts w:eastAsia="" w:cs="" w:ascii="Times New Roman;serif" w:hAnsi="Times New Roman;serif"/>
-          <w:b w:val="false"/>
-          <w:i w:val="false"/>
-          <w:caps w:val="false"/>
-          <w:smallCaps w:val="false"/>
-          <w:strike w:val="false"/>
-          <w:dstrike w:val="false"/>
-          <w:color w:val="000000"/>
-          <w:kern w:val="2"/>
-          <w:sz w:val="22"/>
-          <w:szCs w:val="24"/>
-          <w:u w:val="none"/>
-          <w:effect w:val="none"/>
-          <w:shd w:fill="auto" w:val="clear"/>
-          <w:lang w:val="en-US" w:eastAsia="ja-JP" w:bidi="ar-SA"/>
-        </w:rPr>
-        <w:t xml:space="preserve">I have </w:t>
-      </w:r>
-      <w:r>
-        <w:rPr>
-          <w:rFonts w:eastAsia="" w:cs="" w:ascii="Times New Roman;serif" w:hAnsi="Times New Roman;serif"/>
-          <w:b w:val="false"/>
-          <w:i w:val="false"/>
-          <w:caps w:val="false"/>
-          <w:smallCaps w:val="false"/>
-          <w:strike w:val="false"/>
-          <w:dstrike w:val="false"/>
-          <w:color w:val="000000"/>
-          <w:kern w:val="2"/>
-          <w:sz w:val="22"/>
-          <w:szCs w:val="24"/>
-          <w:u w:val="none"/>
-          <w:effect w:val="none"/>
-          <w:shd w:fill="auto" w:val="clear"/>
-          <w:lang w:val="en-US" w:eastAsia="ja-JP" w:bidi="ar-SA"/>
-        </w:rPr>
-        <w:t xml:space="preserve">[ONE OF THE REQUIREMENTS]. </w:t>
-      </w:r>
-      <w:r>
-        <w:rPr>
-          <w:rFonts w:eastAsia="" w:cs="" w:ascii="Times New Roman;serif" w:hAnsi="Times New Roman;serif"/>
-          <w:b w:val="false"/>
-          <w:i w:val="false"/>
-          <w:caps w:val="false"/>
-          <w:smallCaps w:val="false"/>
-          <w:strike w:val="false"/>
-          <w:dstrike w:val="false"/>
-          <w:color w:val="000000"/>
-          <w:kern w:val="2"/>
-          <w:sz w:val="22"/>
-          <w:szCs w:val="24"/>
-          <w:u w:val="none"/>
-          <w:effect w:val="none"/>
-          <w:shd w:fill="auto" w:val="clear"/>
-          <w:lang w:val="en-US" w:eastAsia="ja-JP" w:bidi="ar-SA"/>
-        </w:rPr>
-        <w:t xml:space="preserve">I have also seized every opportunity for leadership and responsibility. I led various software engineering teams to deliver on government contracts at ProActive Technologies, and I led key feature development for major game releases at Iron Galaxy, like </w:t>
+        <w:t xml:space="preserve">During my career as a software developer, I have [ONE OF THE REQUIREMENTS]. I have also seized every opportunity for leadership and responsibility. I led various software engineering teams to deliver on government contracts at ProActive Technologies, and I led key feature development for major game releases at Iron Galaxy, like </w:t>
       </w:r>
       <w:r>
         <w:rPr>
@@ -814,889 +754,7 @@
           <w:effect w:val="none"/>
           <w:shd w:fill="auto" w:val="clear"/>
         </w:rPr>
-        <w:t>[</w:t>
-      </w:r>
-      <w:r>
-        <w:rPr>
-          <w:rFonts w:ascii="Times New Roman;serif" w:hAnsi="Times New Roman;serif"/>
-          <w:b w:val="false"/>
-          <w:i w:val="false"/>
-          <w:caps w:val="false"/>
-          <w:smallCaps w:val="false"/>
-          <w:strike w:val="false"/>
-          <w:dstrike w:val="false"/>
-          <w:color w:val="000000"/>
-          <w:sz w:val="22"/>
-          <w:szCs w:val="24"/>
-          <w:u w:val="none"/>
-          <w:effect w:val="none"/>
-          <w:shd w:fill="auto" w:val="clear"/>
-        </w:rPr>
-        <w:t>R</w:t>
-      </w:r>
-      <w:r>
-        <w:rPr>
-          <w:rFonts w:ascii="Times New Roman;serif" w:hAnsi="Times New Roman;serif"/>
-          <w:b w:val="false"/>
-          <w:i w:val="false"/>
-          <w:caps w:val="false"/>
-          <w:smallCaps w:val="false"/>
-          <w:strike w:val="false"/>
-          <w:dstrike w:val="false"/>
-          <w:color w:val="000000"/>
-          <w:sz w:val="22"/>
-          <w:szCs w:val="24"/>
-          <w:u w:val="none"/>
-          <w:effect w:val="none"/>
-          <w:shd w:fill="auto" w:val="clear"/>
-        </w:rPr>
-        <w:t>E</w:t>
-      </w:r>
-      <w:r>
-        <w:rPr>
-          <w:rFonts w:ascii="Times New Roman;serif" w:hAnsi="Times New Roman;serif"/>
-          <w:b w:val="false"/>
-          <w:i w:val="false"/>
-          <w:caps w:val="false"/>
-          <w:smallCaps w:val="false"/>
-          <w:strike w:val="false"/>
-          <w:dstrike w:val="false"/>
-          <w:color w:val="000000"/>
-          <w:sz w:val="22"/>
-          <w:szCs w:val="24"/>
-          <w:u w:val="none"/>
-          <w:effect w:val="none"/>
-          <w:shd w:fill="auto" w:val="clear"/>
-        </w:rPr>
-        <w:t>S</w:t>
-      </w:r>
-      <w:r>
-        <w:rPr>
-          <w:rFonts w:ascii="Times New Roman;serif" w:hAnsi="Times New Roman;serif"/>
-          <w:b w:val="false"/>
-          <w:i w:val="false"/>
-          <w:caps w:val="false"/>
-          <w:smallCaps w:val="false"/>
-          <w:strike w:val="false"/>
-          <w:dstrike w:val="false"/>
-          <w:color w:val="000000"/>
-          <w:sz w:val="22"/>
-          <w:szCs w:val="24"/>
-          <w:u w:val="none"/>
-          <w:effect w:val="none"/>
-          <w:shd w:fill="auto" w:val="clear"/>
-        </w:rPr>
-        <w:t>P</w:t>
-      </w:r>
-      <w:r>
-        <w:rPr>
-          <w:rFonts w:ascii="Times New Roman;serif" w:hAnsi="Times New Roman;serif"/>
-          <w:b w:val="false"/>
-          <w:i w:val="false"/>
-          <w:caps w:val="false"/>
-          <w:smallCaps w:val="false"/>
-          <w:strike w:val="false"/>
-          <w:dstrike w:val="false"/>
-          <w:color w:val="000000"/>
-          <w:sz w:val="22"/>
-          <w:szCs w:val="24"/>
-          <w:u w:val="none"/>
-          <w:effect w:val="none"/>
-          <w:shd w:fill="auto" w:val="clear"/>
-        </w:rPr>
-        <w:t>O</w:t>
-      </w:r>
-      <w:r>
-        <w:rPr>
-          <w:rFonts w:ascii="Times New Roman;serif" w:hAnsi="Times New Roman;serif"/>
-          <w:b w:val="false"/>
-          <w:i w:val="false"/>
-          <w:caps w:val="false"/>
-          <w:smallCaps w:val="false"/>
-          <w:strike w:val="false"/>
-          <w:dstrike w:val="false"/>
-          <w:color w:val="000000"/>
-          <w:sz w:val="22"/>
-          <w:szCs w:val="24"/>
-          <w:u w:val="none"/>
-          <w:effect w:val="none"/>
-          <w:shd w:fill="auto" w:val="clear"/>
-        </w:rPr>
-        <w:t>N</w:t>
-      </w:r>
-      <w:r>
-        <w:rPr>
-          <w:rFonts w:ascii="Times New Roman;serif" w:hAnsi="Times New Roman;serif"/>
-          <w:b w:val="false"/>
-          <w:i w:val="false"/>
-          <w:caps w:val="false"/>
-          <w:smallCaps w:val="false"/>
-          <w:strike w:val="false"/>
-          <w:dstrike w:val="false"/>
-          <w:color w:val="000000"/>
-          <w:sz w:val="22"/>
-          <w:szCs w:val="24"/>
-          <w:u w:val="none"/>
-          <w:effect w:val="none"/>
-          <w:shd w:fill="auto" w:val="clear"/>
-        </w:rPr>
-        <w:t xml:space="preserve">D </w:t>
-      </w:r>
-      <w:r>
-        <w:rPr>
-          <w:rFonts w:ascii="Times New Roman;serif" w:hAnsi="Times New Roman;serif"/>
-          <w:b w:val="false"/>
-          <w:i w:val="false"/>
-          <w:caps w:val="false"/>
-          <w:smallCaps w:val="false"/>
-          <w:strike w:val="false"/>
-          <w:dstrike w:val="false"/>
-          <w:color w:val="000000"/>
-          <w:sz w:val="22"/>
-          <w:szCs w:val="24"/>
-          <w:u w:val="none"/>
-          <w:effect w:val="none"/>
-          <w:shd w:fill="auto" w:val="clear"/>
-        </w:rPr>
-        <w:t>D</w:t>
-      </w:r>
-      <w:r>
-        <w:rPr>
-          <w:rFonts w:ascii="Times New Roman;serif" w:hAnsi="Times New Roman;serif"/>
-          <w:b w:val="false"/>
-          <w:i w:val="false"/>
-          <w:caps w:val="false"/>
-          <w:smallCaps w:val="false"/>
-          <w:strike w:val="false"/>
-          <w:dstrike w:val="false"/>
-          <w:color w:val="000000"/>
-          <w:sz w:val="22"/>
-          <w:szCs w:val="24"/>
-          <w:u w:val="none"/>
-          <w:effect w:val="none"/>
-          <w:shd w:fill="auto" w:val="clear"/>
-        </w:rPr>
-        <w:t>I</w:t>
-      </w:r>
-      <w:r>
-        <w:rPr>
-          <w:rFonts w:ascii="Times New Roman;serif" w:hAnsi="Times New Roman;serif"/>
-          <w:b w:val="false"/>
-          <w:i w:val="false"/>
-          <w:caps w:val="false"/>
-          <w:smallCaps w:val="false"/>
-          <w:strike w:val="false"/>
-          <w:dstrike w:val="false"/>
-          <w:color w:val="000000"/>
-          <w:sz w:val="22"/>
-          <w:szCs w:val="24"/>
-          <w:u w:val="none"/>
-          <w:effect w:val="none"/>
-          <w:shd w:fill="auto" w:val="clear"/>
-        </w:rPr>
-        <w:t>R</w:t>
-      </w:r>
-      <w:r>
-        <w:rPr>
-          <w:rFonts w:ascii="Times New Roman;serif" w:hAnsi="Times New Roman;serif"/>
-          <w:b w:val="false"/>
-          <w:i w:val="false"/>
-          <w:caps w:val="false"/>
-          <w:smallCaps w:val="false"/>
-          <w:strike w:val="false"/>
-          <w:dstrike w:val="false"/>
-          <w:color w:val="000000"/>
-          <w:sz w:val="22"/>
-          <w:szCs w:val="24"/>
-          <w:u w:val="none"/>
-          <w:effect w:val="none"/>
-          <w:shd w:fill="auto" w:val="clear"/>
-        </w:rPr>
-        <w:t>E</w:t>
-      </w:r>
-      <w:r>
-        <w:rPr>
-          <w:rFonts w:ascii="Times New Roman;serif" w:hAnsi="Times New Roman;serif"/>
-          <w:b w:val="false"/>
-          <w:i w:val="false"/>
-          <w:caps w:val="false"/>
-          <w:smallCaps w:val="false"/>
-          <w:strike w:val="false"/>
-          <w:dstrike w:val="false"/>
-          <w:color w:val="000000"/>
-          <w:sz w:val="22"/>
-          <w:szCs w:val="24"/>
-          <w:u w:val="none"/>
-          <w:effect w:val="none"/>
-          <w:shd w:fill="auto" w:val="clear"/>
-        </w:rPr>
-        <w:t>C</w:t>
-      </w:r>
-      <w:r>
-        <w:rPr>
-          <w:rFonts w:ascii="Times New Roman;serif" w:hAnsi="Times New Roman;serif"/>
-          <w:b w:val="false"/>
-          <w:i w:val="false"/>
-          <w:caps w:val="false"/>
-          <w:smallCaps w:val="false"/>
-          <w:strike w:val="false"/>
-          <w:dstrike w:val="false"/>
-          <w:color w:val="000000"/>
-          <w:sz w:val="22"/>
-          <w:szCs w:val="24"/>
-          <w:u w:val="none"/>
-          <w:effect w:val="none"/>
-          <w:shd w:fill="auto" w:val="clear"/>
-        </w:rPr>
-        <w:t>T</w:t>
-      </w:r>
-      <w:r>
-        <w:rPr>
-          <w:rFonts w:ascii="Times New Roman;serif" w:hAnsi="Times New Roman;serif"/>
-          <w:b w:val="false"/>
-          <w:i w:val="false"/>
-          <w:caps w:val="false"/>
-          <w:smallCaps w:val="false"/>
-          <w:strike w:val="false"/>
-          <w:dstrike w:val="false"/>
-          <w:color w:val="000000"/>
-          <w:sz w:val="22"/>
-          <w:szCs w:val="24"/>
-          <w:u w:val="none"/>
-          <w:effect w:val="none"/>
-          <w:shd w:fill="auto" w:val="clear"/>
-        </w:rPr>
-        <w:t>L</w:t>
-      </w:r>
-      <w:r>
-        <w:rPr>
-          <w:rFonts w:ascii="Times New Roman;serif" w:hAnsi="Times New Roman;serif"/>
-          <w:b w:val="false"/>
-          <w:i w:val="false"/>
-          <w:caps w:val="false"/>
-          <w:smallCaps w:val="false"/>
-          <w:strike w:val="false"/>
-          <w:dstrike w:val="false"/>
-          <w:color w:val="000000"/>
-          <w:sz w:val="22"/>
-          <w:szCs w:val="24"/>
-          <w:u w:val="none"/>
-          <w:effect w:val="none"/>
-          <w:shd w:fill="auto" w:val="clear"/>
-        </w:rPr>
-        <w:t xml:space="preserve">Y </w:t>
-      </w:r>
-      <w:r>
-        <w:rPr>
-          <w:rFonts w:ascii="Times New Roman;serif" w:hAnsi="Times New Roman;serif"/>
-          <w:b w:val="false"/>
-          <w:i w:val="false"/>
-          <w:caps w:val="false"/>
-          <w:smallCaps w:val="false"/>
-          <w:strike w:val="false"/>
-          <w:dstrike w:val="false"/>
-          <w:color w:val="000000"/>
-          <w:sz w:val="22"/>
-          <w:szCs w:val="24"/>
-          <w:u w:val="none"/>
-          <w:effect w:val="none"/>
-          <w:shd w:fill="auto" w:val="clear"/>
-        </w:rPr>
-        <w:t>T</w:t>
-      </w:r>
-      <w:r>
-        <w:rPr>
-          <w:rFonts w:ascii="Times New Roman;serif" w:hAnsi="Times New Roman;serif"/>
-          <w:b w:val="false"/>
-          <w:i w:val="false"/>
-          <w:caps w:val="false"/>
-          <w:smallCaps w:val="false"/>
-          <w:strike w:val="false"/>
-          <w:dstrike w:val="false"/>
-          <w:color w:val="000000"/>
-          <w:sz w:val="22"/>
-          <w:szCs w:val="24"/>
-          <w:u w:val="none"/>
-          <w:effect w:val="none"/>
-          <w:shd w:fill="auto" w:val="clear"/>
-        </w:rPr>
-        <w:t xml:space="preserve">O </w:t>
-      </w:r>
-      <w:r>
-        <w:rPr>
-          <w:rFonts w:ascii="Times New Roman;serif" w:hAnsi="Times New Roman;serif"/>
-          <w:b w:val="false"/>
-          <w:i w:val="false"/>
-          <w:caps w:val="false"/>
-          <w:smallCaps w:val="false"/>
-          <w:strike w:val="false"/>
-          <w:dstrike w:val="false"/>
-          <w:color w:val="000000"/>
-          <w:sz w:val="22"/>
-          <w:szCs w:val="24"/>
-          <w:u w:val="none"/>
-          <w:effect w:val="none"/>
-          <w:shd w:fill="auto" w:val="clear"/>
-        </w:rPr>
-        <w:t>L</w:t>
-      </w:r>
-      <w:r>
-        <w:rPr>
-          <w:rFonts w:ascii="Times New Roman;serif" w:hAnsi="Times New Roman;serif"/>
-          <w:b w:val="false"/>
-          <w:i w:val="false"/>
-          <w:caps w:val="false"/>
-          <w:smallCaps w:val="false"/>
-          <w:strike w:val="false"/>
-          <w:dstrike w:val="false"/>
-          <w:color w:val="000000"/>
-          <w:sz w:val="22"/>
-          <w:szCs w:val="24"/>
-          <w:u w:val="none"/>
-          <w:effect w:val="none"/>
-          <w:shd w:fill="auto" w:val="clear"/>
-        </w:rPr>
-        <w:t>A</w:t>
-      </w:r>
-      <w:r>
-        <w:rPr>
-          <w:rFonts w:ascii="Times New Roman;serif" w:hAnsi="Times New Roman;serif"/>
-          <w:b w:val="false"/>
-          <w:i w:val="false"/>
-          <w:caps w:val="false"/>
-          <w:smallCaps w:val="false"/>
-          <w:strike w:val="false"/>
-          <w:dstrike w:val="false"/>
-          <w:color w:val="000000"/>
-          <w:sz w:val="22"/>
-          <w:szCs w:val="24"/>
-          <w:u w:val="none"/>
-          <w:effect w:val="none"/>
-          <w:shd w:fill="auto" w:val="clear"/>
-        </w:rPr>
-        <w:t>S</w:t>
-      </w:r>
-      <w:r>
-        <w:rPr>
-          <w:rFonts w:ascii="Times New Roman;serif" w:hAnsi="Times New Roman;serif"/>
-          <w:b w:val="false"/>
-          <w:i w:val="false"/>
-          <w:caps w:val="false"/>
-          <w:smallCaps w:val="false"/>
-          <w:strike w:val="false"/>
-          <w:dstrike w:val="false"/>
-          <w:color w:val="000000"/>
-          <w:sz w:val="22"/>
-          <w:szCs w:val="24"/>
-          <w:u w:val="none"/>
-          <w:effect w:val="none"/>
-          <w:shd w:fill="auto" w:val="clear"/>
-        </w:rPr>
-        <w:t xml:space="preserve">T </w:t>
-      </w:r>
-      <w:r>
-        <w:rPr>
-          <w:rFonts w:ascii="Times New Roman;serif" w:hAnsi="Times New Roman;serif"/>
-          <w:b w:val="false"/>
-          <w:i w:val="false"/>
-          <w:caps w:val="false"/>
-          <w:smallCaps w:val="false"/>
-          <w:strike w:val="false"/>
-          <w:dstrike w:val="false"/>
-          <w:color w:val="000000"/>
-          <w:sz w:val="22"/>
-          <w:szCs w:val="24"/>
-          <w:u w:val="none"/>
-          <w:effect w:val="none"/>
-          <w:shd w:fill="auto" w:val="clear"/>
-        </w:rPr>
-        <w:t>R</w:t>
-      </w:r>
-      <w:r>
-        <w:rPr>
-          <w:rFonts w:ascii="Times New Roman;serif" w:hAnsi="Times New Roman;serif"/>
-          <w:b w:val="false"/>
-          <w:i w:val="false"/>
-          <w:caps w:val="false"/>
-          <w:smallCaps w:val="false"/>
-          <w:strike w:val="false"/>
-          <w:dstrike w:val="false"/>
-          <w:color w:val="000000"/>
-          <w:sz w:val="22"/>
-          <w:szCs w:val="24"/>
-          <w:u w:val="none"/>
-          <w:effect w:val="none"/>
-          <w:shd w:fill="auto" w:val="clear"/>
-        </w:rPr>
-        <w:t>E</w:t>
-      </w:r>
-      <w:r>
-        <w:rPr>
-          <w:rFonts w:ascii="Times New Roman;serif" w:hAnsi="Times New Roman;serif"/>
-          <w:b w:val="false"/>
-          <w:i w:val="false"/>
-          <w:caps w:val="false"/>
-          <w:smallCaps w:val="false"/>
-          <w:strike w:val="false"/>
-          <w:dstrike w:val="false"/>
-          <w:color w:val="000000"/>
-          <w:sz w:val="22"/>
-          <w:szCs w:val="24"/>
-          <w:u w:val="none"/>
-          <w:effect w:val="none"/>
-          <w:shd w:fill="auto" w:val="clear"/>
-        </w:rPr>
-        <w:t>Q</w:t>
-      </w:r>
-      <w:r>
-        <w:rPr>
-          <w:rFonts w:ascii="Times New Roman;serif" w:hAnsi="Times New Roman;serif"/>
-          <w:b w:val="false"/>
-          <w:i w:val="false"/>
-          <w:caps w:val="false"/>
-          <w:smallCaps w:val="false"/>
-          <w:strike w:val="false"/>
-          <w:dstrike w:val="false"/>
-          <w:color w:val="000000"/>
-          <w:sz w:val="22"/>
-          <w:szCs w:val="24"/>
-          <w:u w:val="none"/>
-          <w:effect w:val="none"/>
-          <w:shd w:fill="auto" w:val="clear"/>
-        </w:rPr>
-        <w:t>U</w:t>
-      </w:r>
-      <w:r>
-        <w:rPr>
-          <w:rFonts w:ascii="Times New Roman;serif" w:hAnsi="Times New Roman;serif"/>
-          <w:b w:val="false"/>
-          <w:i w:val="false"/>
-          <w:caps w:val="false"/>
-          <w:smallCaps w:val="false"/>
-          <w:strike w:val="false"/>
-          <w:dstrike w:val="false"/>
-          <w:color w:val="000000"/>
-          <w:sz w:val="22"/>
-          <w:szCs w:val="24"/>
-          <w:u w:val="none"/>
-          <w:effect w:val="none"/>
-          <w:shd w:fill="auto" w:val="clear"/>
-        </w:rPr>
-        <w:t>I</w:t>
-      </w:r>
-      <w:r>
-        <w:rPr>
-          <w:rFonts w:ascii="Times New Roman;serif" w:hAnsi="Times New Roman;serif"/>
-          <w:b w:val="false"/>
-          <w:i w:val="false"/>
-          <w:caps w:val="false"/>
-          <w:smallCaps w:val="false"/>
-          <w:strike w:val="false"/>
-          <w:dstrike w:val="false"/>
-          <w:color w:val="000000"/>
-          <w:sz w:val="22"/>
-          <w:szCs w:val="24"/>
-          <w:u w:val="none"/>
-          <w:effect w:val="none"/>
-          <w:shd w:fill="auto" w:val="clear"/>
-        </w:rPr>
-        <w:t>R</w:t>
-      </w:r>
-      <w:r>
-        <w:rPr>
-          <w:rFonts w:ascii="Times New Roman;serif" w:hAnsi="Times New Roman;serif"/>
-          <w:b w:val="false"/>
-          <w:i w:val="false"/>
-          <w:caps w:val="false"/>
-          <w:smallCaps w:val="false"/>
-          <w:strike w:val="false"/>
-          <w:dstrike w:val="false"/>
-          <w:color w:val="000000"/>
-          <w:sz w:val="22"/>
-          <w:szCs w:val="24"/>
-          <w:u w:val="none"/>
-          <w:effect w:val="none"/>
-          <w:shd w:fill="auto" w:val="clear"/>
-        </w:rPr>
-        <w:t>E</w:t>
-      </w:r>
-      <w:r>
-        <w:rPr>
-          <w:rFonts w:ascii="Times New Roman;serif" w:hAnsi="Times New Roman;serif"/>
-          <w:b w:val="false"/>
-          <w:i w:val="false"/>
-          <w:caps w:val="false"/>
-          <w:smallCaps w:val="false"/>
-          <w:strike w:val="false"/>
-          <w:dstrike w:val="false"/>
-          <w:color w:val="000000"/>
-          <w:sz w:val="22"/>
-          <w:szCs w:val="24"/>
-          <w:u w:val="none"/>
-          <w:effect w:val="none"/>
-          <w:shd w:fill="auto" w:val="clear"/>
-        </w:rPr>
-        <w:t>M</w:t>
-      </w:r>
-      <w:r>
-        <w:rPr>
-          <w:rFonts w:ascii="Times New Roman;serif" w:hAnsi="Times New Roman;serif"/>
-          <w:b w:val="false"/>
-          <w:i w:val="false"/>
-          <w:caps w:val="false"/>
-          <w:smallCaps w:val="false"/>
-          <w:strike w:val="false"/>
-          <w:dstrike w:val="false"/>
-          <w:color w:val="000000"/>
-          <w:sz w:val="22"/>
-          <w:szCs w:val="24"/>
-          <w:u w:val="none"/>
-          <w:effect w:val="none"/>
-          <w:shd w:fill="auto" w:val="clear"/>
-        </w:rPr>
-        <w:t>E</w:t>
-      </w:r>
-      <w:r>
-        <w:rPr>
-          <w:rFonts w:ascii="Times New Roman;serif" w:hAnsi="Times New Roman;serif"/>
-          <w:b w:val="false"/>
-          <w:i w:val="false"/>
-          <w:caps w:val="false"/>
-          <w:smallCaps w:val="false"/>
-          <w:strike w:val="false"/>
-          <w:dstrike w:val="false"/>
-          <w:color w:val="000000"/>
-          <w:sz w:val="22"/>
-          <w:szCs w:val="24"/>
-          <w:u w:val="none"/>
-          <w:effect w:val="none"/>
-          <w:shd w:fill="auto" w:val="clear"/>
-        </w:rPr>
-        <w:t>N</w:t>
-      </w:r>
-      <w:r>
-        <w:rPr>
-          <w:rFonts w:ascii="Times New Roman;serif" w:hAnsi="Times New Roman;serif"/>
-          <w:b w:val="false"/>
-          <w:i w:val="false"/>
-          <w:caps w:val="false"/>
-          <w:smallCaps w:val="false"/>
-          <w:strike w:val="false"/>
-          <w:dstrike w:val="false"/>
-          <w:color w:val="000000"/>
-          <w:sz w:val="22"/>
-          <w:szCs w:val="24"/>
-          <w:u w:val="none"/>
-          <w:effect w:val="none"/>
-          <w:shd w:fill="auto" w:val="clear"/>
-        </w:rPr>
-        <w:t>T</w:t>
-      </w:r>
-      <w:r>
-        <w:rPr>
-          <w:rFonts w:ascii="Times New Roman;serif" w:hAnsi="Times New Roman;serif"/>
-          <w:b w:val="false"/>
-          <w:i w:val="false"/>
-          <w:caps w:val="false"/>
-          <w:smallCaps w:val="false"/>
-          <w:strike w:val="false"/>
-          <w:dstrike w:val="false"/>
-          <w:color w:val="000000"/>
-          <w:sz w:val="22"/>
-          <w:szCs w:val="24"/>
-          <w:u w:val="none"/>
-          <w:effect w:val="none"/>
-          <w:shd w:fill="auto" w:val="clear"/>
-        </w:rPr>
-        <w:t xml:space="preserve">S </w:t>
-      </w:r>
-      <w:r>
-        <w:rPr>
-          <w:rFonts w:ascii="Times New Roman;serif" w:hAnsi="Times New Roman;serif"/>
-          <w:b w:val="false"/>
-          <w:i w:val="false"/>
-          <w:caps w:val="false"/>
-          <w:smallCaps w:val="false"/>
-          <w:strike w:val="false"/>
-          <w:dstrike w:val="false"/>
-          <w:color w:val="000000"/>
-          <w:sz w:val="22"/>
-          <w:szCs w:val="24"/>
-          <w:u w:val="none"/>
-          <w:effect w:val="none"/>
-          <w:shd w:fill="auto" w:val="clear"/>
-        </w:rPr>
-        <w:t>I</w:t>
-      </w:r>
-      <w:r>
-        <w:rPr>
-          <w:rFonts w:ascii="Times New Roman;serif" w:hAnsi="Times New Roman;serif"/>
-          <w:b w:val="false"/>
-          <w:i w:val="false"/>
-          <w:caps w:val="false"/>
-          <w:smallCaps w:val="false"/>
-          <w:strike w:val="false"/>
-          <w:dstrike w:val="false"/>
-          <w:color w:val="000000"/>
-          <w:sz w:val="22"/>
-          <w:szCs w:val="24"/>
-          <w:u w:val="none"/>
-          <w:effect w:val="none"/>
-          <w:shd w:fill="auto" w:val="clear"/>
-        </w:rPr>
-        <w:t xml:space="preserve">N </w:t>
-      </w:r>
-      <w:r>
-        <w:rPr>
-          <w:rFonts w:ascii="Times New Roman;serif" w:hAnsi="Times New Roman;serif"/>
-          <w:b w:val="false"/>
-          <w:i w:val="false"/>
-          <w:caps w:val="false"/>
-          <w:smallCaps w:val="false"/>
-          <w:strike w:val="false"/>
-          <w:dstrike w:val="false"/>
-          <w:color w:val="000000"/>
-          <w:sz w:val="22"/>
-          <w:szCs w:val="24"/>
-          <w:u w:val="none"/>
-          <w:effect w:val="none"/>
-          <w:shd w:fill="auto" w:val="clear"/>
-        </w:rPr>
-        <w:t>T</w:t>
-      </w:r>
-      <w:r>
-        <w:rPr>
-          <w:rFonts w:ascii="Times New Roman;serif" w:hAnsi="Times New Roman;serif"/>
-          <w:b w:val="false"/>
-          <w:i w:val="false"/>
-          <w:caps w:val="false"/>
-          <w:smallCaps w:val="false"/>
-          <w:strike w:val="false"/>
-          <w:dstrike w:val="false"/>
-          <w:color w:val="000000"/>
-          <w:sz w:val="22"/>
-          <w:szCs w:val="24"/>
-          <w:u w:val="none"/>
-          <w:effect w:val="none"/>
-          <w:shd w:fill="auto" w:val="clear"/>
-        </w:rPr>
-        <w:t>H</w:t>
-      </w:r>
-      <w:r>
-        <w:rPr>
-          <w:rFonts w:ascii="Times New Roman;serif" w:hAnsi="Times New Roman;serif"/>
-          <w:b w:val="false"/>
-          <w:i w:val="false"/>
-          <w:caps w:val="false"/>
-          <w:smallCaps w:val="false"/>
-          <w:strike w:val="false"/>
-          <w:dstrike w:val="false"/>
-          <w:color w:val="000000"/>
-          <w:sz w:val="22"/>
-          <w:szCs w:val="24"/>
-          <w:u w:val="none"/>
-          <w:effect w:val="none"/>
-          <w:shd w:fill="auto" w:val="clear"/>
-        </w:rPr>
-        <w:t>I</w:t>
-      </w:r>
-      <w:r>
-        <w:rPr>
-          <w:rFonts w:ascii="Times New Roman;serif" w:hAnsi="Times New Roman;serif"/>
-          <w:b w:val="false"/>
-          <w:i w:val="false"/>
-          <w:caps w:val="false"/>
-          <w:smallCaps w:val="false"/>
-          <w:strike w:val="false"/>
-          <w:dstrike w:val="false"/>
-          <w:color w:val="000000"/>
-          <w:sz w:val="22"/>
-          <w:szCs w:val="24"/>
-          <w:u w:val="none"/>
-          <w:effect w:val="none"/>
-          <w:shd w:fill="auto" w:val="clear"/>
-        </w:rPr>
-        <w:t xml:space="preserve">S </w:t>
-      </w:r>
-      <w:r>
-        <w:rPr>
-          <w:rFonts w:ascii="Times New Roman;serif" w:hAnsi="Times New Roman;serif"/>
-          <w:b w:val="false"/>
-          <w:i w:val="false"/>
-          <w:caps w:val="false"/>
-          <w:smallCaps w:val="false"/>
-          <w:strike w:val="false"/>
-          <w:dstrike w:val="false"/>
-          <w:color w:val="000000"/>
-          <w:sz w:val="22"/>
-          <w:szCs w:val="24"/>
-          <w:u w:val="none"/>
-          <w:effect w:val="none"/>
-          <w:shd w:fill="auto" w:val="clear"/>
-        </w:rPr>
-        <w:t>P</w:t>
-      </w:r>
-      <w:r>
-        <w:rPr>
-          <w:rFonts w:ascii="Times New Roman;serif" w:hAnsi="Times New Roman;serif"/>
-          <w:b w:val="false"/>
-          <w:i w:val="false"/>
-          <w:caps w:val="false"/>
-          <w:smallCaps w:val="false"/>
-          <w:strike w:val="false"/>
-          <w:dstrike w:val="false"/>
-          <w:color w:val="000000"/>
-          <w:sz w:val="22"/>
-          <w:szCs w:val="24"/>
-          <w:u w:val="none"/>
-          <w:effect w:val="none"/>
-          <w:shd w:fill="auto" w:val="clear"/>
-        </w:rPr>
-        <w:t>A</w:t>
-      </w:r>
-      <w:r>
-        <w:rPr>
-          <w:rFonts w:ascii="Times New Roman;serif" w:hAnsi="Times New Roman;serif"/>
-          <w:b w:val="false"/>
-          <w:i w:val="false"/>
-          <w:caps w:val="false"/>
-          <w:smallCaps w:val="false"/>
-          <w:strike w:val="false"/>
-          <w:dstrike w:val="false"/>
-          <w:color w:val="000000"/>
-          <w:sz w:val="22"/>
-          <w:szCs w:val="24"/>
-          <w:u w:val="none"/>
-          <w:effect w:val="none"/>
-          <w:shd w:fill="auto" w:val="clear"/>
-        </w:rPr>
-        <w:t>R</w:t>
-      </w:r>
-      <w:r>
-        <w:rPr>
-          <w:rFonts w:ascii="Times New Roman;serif" w:hAnsi="Times New Roman;serif"/>
-          <w:b w:val="false"/>
-          <w:i w:val="false"/>
-          <w:caps w:val="false"/>
-          <w:smallCaps w:val="false"/>
-          <w:strike w:val="false"/>
-          <w:dstrike w:val="false"/>
-          <w:color w:val="000000"/>
-          <w:sz w:val="22"/>
-          <w:szCs w:val="24"/>
-          <w:u w:val="none"/>
-          <w:effect w:val="none"/>
-          <w:shd w:fill="auto" w:val="clear"/>
-        </w:rPr>
-        <w:t>A</w:t>
-      </w:r>
-      <w:r>
-        <w:rPr>
-          <w:rFonts w:ascii="Times New Roman;serif" w:hAnsi="Times New Roman;serif"/>
-          <w:b w:val="false"/>
-          <w:i w:val="false"/>
-          <w:caps w:val="false"/>
-          <w:smallCaps w:val="false"/>
-          <w:strike w:val="false"/>
-          <w:dstrike w:val="false"/>
-          <w:color w:val="000000"/>
-          <w:sz w:val="22"/>
-          <w:szCs w:val="24"/>
-          <w:u w:val="none"/>
-          <w:effect w:val="none"/>
-          <w:shd w:fill="auto" w:val="clear"/>
-        </w:rPr>
-        <w:t>G</w:t>
-      </w:r>
-      <w:r>
-        <w:rPr>
-          <w:rFonts w:ascii="Times New Roman;serif" w:hAnsi="Times New Roman;serif"/>
-          <w:b w:val="false"/>
-          <w:i w:val="false"/>
-          <w:caps w:val="false"/>
-          <w:smallCaps w:val="false"/>
-          <w:strike w:val="false"/>
-          <w:dstrike w:val="false"/>
-          <w:color w:val="000000"/>
-          <w:sz w:val="22"/>
-          <w:szCs w:val="24"/>
-          <w:u w:val="none"/>
-          <w:effect w:val="none"/>
-          <w:shd w:fill="auto" w:val="clear"/>
-        </w:rPr>
-        <w:t>R</w:t>
-      </w:r>
-      <w:r>
-        <w:rPr>
-          <w:rFonts w:ascii="Times New Roman;serif" w:hAnsi="Times New Roman;serif"/>
-          <w:b w:val="false"/>
-          <w:i w:val="false"/>
-          <w:caps w:val="false"/>
-          <w:smallCaps w:val="false"/>
-          <w:strike w:val="false"/>
-          <w:dstrike w:val="false"/>
-          <w:color w:val="000000"/>
-          <w:sz w:val="22"/>
-          <w:szCs w:val="24"/>
-          <w:u w:val="none"/>
-          <w:effect w:val="none"/>
-          <w:shd w:fill="auto" w:val="clear"/>
-        </w:rPr>
-        <w:t>A</w:t>
-      </w:r>
-      <w:r>
-        <w:rPr>
-          <w:rFonts w:ascii="Times New Roman;serif" w:hAnsi="Times New Roman;serif"/>
-          <w:b w:val="false"/>
-          <w:i w:val="false"/>
-          <w:caps w:val="false"/>
-          <w:smallCaps w:val="false"/>
-          <w:strike w:val="false"/>
-          <w:dstrike w:val="false"/>
-          <w:color w:val="000000"/>
-          <w:sz w:val="22"/>
-          <w:szCs w:val="24"/>
-          <w:u w:val="none"/>
-          <w:effect w:val="none"/>
-          <w:shd w:fill="auto" w:val="clear"/>
-        </w:rPr>
-        <w:t>P</w:t>
-      </w:r>
-      <w:r>
-        <w:rPr>
-          <w:rFonts w:ascii="Times New Roman;serif" w:hAnsi="Times New Roman;serif"/>
-          <w:b w:val="false"/>
-          <w:i w:val="false"/>
-          <w:caps w:val="false"/>
-          <w:smallCaps w:val="false"/>
-          <w:strike w:val="false"/>
-          <w:dstrike w:val="false"/>
-          <w:color w:val="000000"/>
-          <w:sz w:val="22"/>
-          <w:szCs w:val="24"/>
-          <w:u w:val="none"/>
-          <w:effect w:val="none"/>
-          <w:shd w:fill="auto" w:val="clear"/>
-        </w:rPr>
-        <w:t>H</w:t>
-      </w:r>
-      <w:r>
-        <w:rPr>
-          <w:rFonts w:ascii="Times New Roman;serif" w:hAnsi="Times New Roman;serif"/>
-          <w:b w:val="false"/>
-          <w:i w:val="false"/>
-          <w:caps w:val="false"/>
-          <w:smallCaps w:val="false"/>
-          <w:strike w:val="false"/>
-          <w:dstrike w:val="false"/>
-          <w:color w:val="000000"/>
-          <w:sz w:val="22"/>
-          <w:szCs w:val="24"/>
-          <w:u w:val="none"/>
-          <w:effect w:val="none"/>
-          <w:shd w:fill="auto" w:val="clear"/>
-        </w:rPr>
-        <w:t>]. I would love the opportunity to discuss how my specific skills with software engineering and leadership can support [COMPANY] in [KEY COMPANY GOAL].</w:t>
+        <w:t>[RESPOND DIRECTLY TO LAST REQUIREMENTS IN THIS PARAGRAPH]. I would love the opportunity to discuss how my specific skills with software engineering and leadership can support [COMPANY] in [KEY COMPANY GOAL].</w:t>
       </w:r>
     </w:p>
     <w:p>
@@ -1873,6 +931,7 @@
         </w:tabs>
         <w:ind w:left="0" w:hanging="0"/>
       </w:pPr>
+      <w:rPr/>
     </w:lvl>
     <w:lvl w:ilvl="1">
       <w:start w:val="1"/>
@@ -1886,6 +945,7 @@
         </w:tabs>
         <w:ind w:left="0" w:hanging="0"/>
       </w:pPr>
+      <w:rPr/>
     </w:lvl>
     <w:lvl w:ilvl="2">
       <w:start w:val="1"/>
@@ -1899,6 +959,7 @@
         </w:tabs>
         <w:ind w:left="0" w:hanging="0"/>
       </w:pPr>
+      <w:rPr/>
     </w:lvl>
     <w:lvl w:ilvl="3">
       <w:start w:val="1"/>
@@ -1912,6 +973,7 @@
         </w:tabs>
         <w:ind w:left="0" w:hanging="0"/>
       </w:pPr>
+      <w:rPr/>
     </w:lvl>
     <w:lvl w:ilvl="4">
       <w:start w:val="1"/>
@@ -1925,6 +987,7 @@
         </w:tabs>
         <w:ind w:left="0" w:hanging="0"/>
       </w:pPr>
+      <w:rPr/>
     </w:lvl>
     <w:lvl w:ilvl="5">
       <w:start w:val="1"/>
@@ -1938,6 +1001,7 @@
         </w:tabs>
         <w:ind w:left="0" w:hanging="0"/>
       </w:pPr>
+      <w:rPr/>
     </w:lvl>
     <w:lvl w:ilvl="6">
       <w:start w:val="1"/>
@@ -1951,6 +1015,7 @@
         </w:tabs>
         <w:ind w:left="0" w:hanging="0"/>
       </w:pPr>
+      <w:rPr/>
     </w:lvl>
     <w:lvl w:ilvl="7">
       <w:start w:val="1"/>
@@ -1964,6 +1029,7 @@
         </w:tabs>
         <w:ind w:left="0" w:hanging="0"/>
       </w:pPr>
+      <w:rPr/>
     </w:lvl>
     <w:lvl w:ilvl="8">
       <w:start w:val="1"/>
@@ -1977,6 +1043,7 @@
         </w:tabs>
         <w:ind w:left="0" w:hanging="0"/>
       </w:pPr>
+      <w:rPr/>
     </w:lvl>
   </w:abstractNum>
   <w:abstractNum w:abstractNumId="2">
@@ -1992,7 +1059,6 @@
         </w:tabs>
         <w:ind w:left="0" w:hanging="0"/>
       </w:pPr>
-      <w:rPr/>
     </w:lvl>
     <w:lvl w:ilvl="1">
       <w:start w:val="1"/>
@@ -2006,7 +1072,6 @@
         </w:tabs>
         <w:ind w:left="0" w:hanging="0"/>
       </w:pPr>
-      <w:rPr/>
     </w:lvl>
     <w:lvl w:ilvl="2">
       <w:start w:val="1"/>
@@ -2020,7 +1085,6 @@
         </w:tabs>
         <w:ind w:left="0" w:hanging="0"/>
       </w:pPr>
-      <w:rPr/>
     </w:lvl>
     <w:lvl w:ilvl="3">
       <w:start w:val="1"/>
@@ -2034,7 +1098,6 @@
         </w:tabs>
         <w:ind w:left="0" w:hanging="0"/>
       </w:pPr>
-      <w:rPr/>
     </w:lvl>
     <w:lvl w:ilvl="4">
       <w:start w:val="1"/>
@@ -2048,7 +1111,6 @@
         </w:tabs>
         <w:ind w:left="0" w:hanging="0"/>
       </w:pPr>
-      <w:rPr/>
     </w:lvl>
     <w:lvl w:ilvl="5">
       <w:start w:val="1"/>
@@ -2062,7 +1124,6 @@
         </w:tabs>
         <w:ind w:left="0" w:hanging="0"/>
       </w:pPr>
-      <w:rPr/>
     </w:lvl>
     <w:lvl w:ilvl="6">
       <w:start w:val="1"/>
@@ -2076,7 +1137,6 @@
         </w:tabs>
         <w:ind w:left="0" w:hanging="0"/>
       </w:pPr>
-      <w:rPr/>
     </w:lvl>
     <w:lvl w:ilvl="7">
       <w:start w:val="1"/>
@@ -2090,7 +1150,6 @@
         </w:tabs>
         <w:ind w:left="0" w:hanging="0"/>
       </w:pPr>
-      <w:rPr/>
     </w:lvl>
     <w:lvl w:ilvl="8">
       <w:start w:val="1"/>
@@ -2104,7 +1163,6 @@
         </w:tabs>
         <w:ind w:left="0" w:hanging="0"/>
       </w:pPr>
-      <w:rPr/>
     </w:lvl>
   </w:abstractNum>
   <w:num w:numId="1">
@@ -2543,7 +1601,7 @@
     <w:pPr>
       <w:numPr>
         <w:ilvl w:val="0"/>
-        <w:numId w:val="2"/>
+        <w:numId w:val="1"/>
       </w:numPr>
       <w:spacing w:before="240" w:after="120"/>
       <w:outlineLvl w:val="0"/>
@@ -2586,8 +1644,8 @@
       <w:shd w:fill="E1DFDD" w:val="clear"/>
     </w:rPr>
   </w:style>
-  <w:style w:type="character" w:styleId="Bulletsuser">
-    <w:name w:val="Bullets (user)"/>
+  <w:style w:type="character" w:styleId="Bullets">
+    <w:name w:val="Bullets"/>
     <w:qFormat/>
     <w:rPr>
       <w:rFonts w:ascii="OpenSymbol" w:hAnsi="OpenSymbol" w:eastAsia="OpenSymbol" w:cs="OpenSymbol"/>
